--- a/EXPORTS/DOCX/published/niveau3/English/MissiemuseumSteyl.docx
+++ b/EXPORTS/DOCX/published/niveau3/English/MissiemuseumSteyl.docx
@@ -165,7 +165,7 @@
           <w:rFonts w:ascii="Charis SIL Regular" w:hAnsi="Charis SIL Regular" w:eastAsia="Charis SIL Regular"/>
           <w:b w:val="0"/>
           <w:i w:val="0"/>
-          <w:color w:val="0066CC"/>
+          <w:color w:val="0000FF"/>
           <w:sz w:val="24"/>
           <w:u w:val="single"/>
         </w:rPr>
@@ -183,7 +183,7 @@
           <w:rFonts w:ascii="Charis SIL Regular" w:hAnsi="Charis SIL Regular" w:eastAsia="Charis SIL Regular"/>
           <w:b w:val="0"/>
           <w:i w:val="0"/>
-          <w:color w:val="0066CC"/>
+          <w:color w:val="0000FF"/>
           <w:sz w:val="24"/>
           <w:u w:val="single"/>
         </w:rPr>
@@ -194,7 +194,7 @@
           <w:rFonts w:ascii="Charis SIL Regular" w:hAnsi="Charis SIL Regular" w:eastAsia="Charis SIL Regular"/>
           <w:b w:val="0"/>
           <w:i w:val="0"/>
-          <w:color w:val="0066CC"/>
+          <w:color w:val="0000FF"/>
           <w:sz w:val="24"/>
           <w:u w:val="single"/>
         </w:rPr>
@@ -212,7 +212,7 @@
           <w:rFonts w:ascii="Charis SIL Regular" w:hAnsi="Charis SIL Regular" w:eastAsia="Charis SIL Regular"/>
           <w:b w:val="0"/>
           <w:i w:val="0"/>
-          <w:color w:val="0066CC"/>
+          <w:color w:val="0000FF"/>
           <w:sz w:val="24"/>
           <w:u w:val="single"/>
         </w:rPr>
@@ -223,7 +223,7 @@
           <w:rFonts w:ascii="Charis SIL Regular" w:hAnsi="Charis SIL Regular" w:eastAsia="Charis SIL Regular"/>
           <w:b w:val="0"/>
           <w:i w:val="0"/>
-          <w:color w:val="0066CC"/>
+          <w:color w:val="0000FF"/>
           <w:sz w:val="24"/>
           <w:u w:val="single"/>
         </w:rPr>
@@ -241,7 +241,7 @@
           <w:rFonts w:ascii="Charis SIL Regular" w:hAnsi="Charis SIL Regular" w:eastAsia="Charis SIL Regular"/>
           <w:b w:val="0"/>
           <w:i w:val="0"/>
-          <w:color w:val="0066CC"/>
+          <w:color w:val="0000FF"/>
           <w:sz w:val="24"/>
           <w:u w:val="single"/>
         </w:rPr>
@@ -252,7 +252,7 @@
           <w:rFonts w:ascii="Charis SIL Regular" w:hAnsi="Charis SIL Regular" w:eastAsia="Charis SIL Regular"/>
           <w:b w:val="0"/>
           <w:i w:val="0"/>
-          <w:color w:val="0066CC"/>
+          <w:color w:val="0000FF"/>
           <w:sz w:val="24"/>
           <w:u w:val="single"/>
         </w:rPr>
@@ -270,7 +270,7 @@
           <w:rFonts w:ascii="Charis SIL Regular" w:hAnsi="Charis SIL Regular" w:eastAsia="Charis SIL Regular"/>
           <w:b w:val="0"/>
           <w:i w:val="0"/>
-          <w:color w:val="0066CC"/>
+          <w:color w:val="0000FF"/>
           <w:sz w:val="24"/>
           <w:u w:val="single"/>
         </w:rPr>
@@ -281,7 +281,7 @@
           <w:rFonts w:ascii="Charis SIL Regular" w:hAnsi="Charis SIL Regular" w:eastAsia="Charis SIL Regular"/>
           <w:b w:val="0"/>
           <w:i w:val="0"/>
-          <w:color w:val="0066CC"/>
+          <w:color w:val="0000FF"/>
           <w:sz w:val="24"/>
           <w:u w:val="single"/>
         </w:rPr>
@@ -312,11 +312,22 @@
           <w:color w:val="000000"/>
           <w:sz w:val="24"/>
         </w:rPr>
-        <w:t>border with the N</w:t>
+        <w:t>border wit</w:t>
       </w:r>
       <w:r>
         <w:rPr>
-          <w:u w:val="single" w:color="0066cc"/>
+          <w:u w:val="single" w:color="0000ff"/>
+          <w:rFonts w:ascii="Charis SIL Regular" w:hAnsi="Charis SIL Regular" w:eastAsia="Charis SIL Regular"/>
+          <w:b w:val="0"/>
+          <w:i w:val="0"/>
+          <w:color w:val="000000"/>
+          <w:sz w:val="24"/>
+        </w:rPr>
+        <w:t>h the N</w:t>
+      </w:r>
+      <w:r>
+        <w:rPr>
+          <w:u w:val="single" w:color="0000ff"/>
           <w:rFonts w:ascii="Charis SIL Regular" w:hAnsi="Charis SIL Regular" w:eastAsia="Charis SIL Regular"/>
           <w:b w:val="0"/>
           <w:i w:val="0"/>
@@ -334,7 +345,7 @@
       </w:r>
       <w:r>
         <w:rPr>
-          <w:u w:val="single" w:color="0066cc"/>
+          <w:u w:val="single" w:color="0000ff"/>
           <w:rFonts w:ascii="Charis SIL Regular" w:hAnsi="Charis SIL Regular" w:eastAsia="Charis SIL Regular"/>
           <w:b w:val="0"/>
           <w:i w:val="0"/>
@@ -352,7 +363,7 @@
       </w:r>
       <w:r>
         <w:rPr>
-          <w:u w:val="single" w:color="0066cc"/>
+          <w:u w:val="single" w:color="0000ff"/>
           <w:rFonts w:ascii="Charis SIL Regular" w:hAnsi="Charis SIL Regular" w:eastAsia="Charis SIL Regular"/>
           <w:b w:val="0"/>
           <w:i w:val="0"/>
@@ -370,7 +381,7 @@
       </w:r>
       <w:r>
         <w:rPr>
-          <w:u w:val="single" w:color="0066cc"/>
+          <w:u w:val="single" w:color="0000ff"/>
           <w:rFonts w:ascii="Charis SIL Regular" w:hAnsi="Charis SIL Regular" w:eastAsia="Charis SIL Regular"/>
           <w:b w:val="0"/>
           <w:i w:val="0"/>
@@ -388,7 +399,7 @@
       </w:r>
       <w:r>
         <w:rPr>
-          <w:u w:val="single" w:color="0066cc"/>
+          <w:u w:val="single" w:color="0000ff"/>
           <w:rFonts w:ascii="Charis SIL Regular" w:hAnsi="Charis SIL Regular" w:eastAsia="Charis SIL Regular"/>
           <w:b w:val="0"/>
           <w:i w:val="0"/>
@@ -406,7 +417,7 @@
       </w:r>
       <w:r>
         <w:rPr>
-          <w:u w:val="single" w:color="0066cc"/>
+          <w:u w:val="single" w:color="0000ff"/>
           <w:rFonts w:ascii="Charis SIL Regular" w:hAnsi="Charis SIL Regular" w:eastAsia="Charis SIL Regular"/>
           <w:b w:val="0"/>
           <w:i w:val="0"/>
@@ -424,7 +435,7 @@
       </w:r>
       <w:r>
         <w:rPr>
-          <w:u w:val="single" w:color="0066cc"/>
+          <w:u w:val="single" w:color="0000ff"/>
           <w:rFonts w:ascii="Charis SIL Regular" w:hAnsi="Charis SIL Regular" w:eastAsia="Charis SIL Regular"/>
           <w:b w:val="0"/>
           <w:i w:val="0"/>
@@ -715,7 +726,7 @@
           <w:rFonts w:ascii="Charis SIL Regular" w:hAnsi="Charis SIL Regular" w:eastAsia="Charis SIL Regular"/>
           <w:b w:val="0"/>
           <w:i w:val="0"/>
-          <w:color w:val="0066CC"/>
+          <w:color w:val="0000FF"/>
           <w:sz w:val="24"/>
           <w:u w:val="single"/>
         </w:rPr>
@@ -733,7 +744,7 @@
           <w:rFonts w:ascii="Charis SIL Regular" w:hAnsi="Charis SIL Regular" w:eastAsia="Charis SIL Regular"/>
           <w:b w:val="0"/>
           <w:i w:val="0"/>
-          <w:color w:val="0066CC"/>
+          <w:color w:val="0000FF"/>
           <w:sz w:val="24"/>
           <w:u w:val="single"/>
         </w:rPr>
@@ -744,7 +755,7 @@
           <w:rFonts w:ascii="Charis SIL Regular" w:hAnsi="Charis SIL Regular" w:eastAsia="Charis SIL Regular"/>
           <w:b w:val="0"/>
           <w:i w:val="0"/>
-          <w:color w:val="0066CC"/>
+          <w:color w:val="0000FF"/>
           <w:sz w:val="24"/>
           <w:u w:val="single"/>
         </w:rPr>
@@ -812,7 +823,7 @@
           <w:rFonts w:ascii="Charis SIL Regular" w:hAnsi="Charis SIL Regular" w:eastAsia="Charis SIL Regular"/>
           <w:b w:val="0"/>
           <w:i w:val="0"/>
-          <w:color w:val="0066CC"/>
+          <w:color w:val="0000FF"/>
           <w:sz w:val="24"/>
           <w:u w:val="single"/>
         </w:rPr>
@@ -1002,7 +1013,7 @@
           <w:rFonts w:ascii="Charis SIL Regular" w:hAnsi="Charis SIL Regular" w:eastAsia="Charis SIL Regular"/>
           <w:b w:val="0"/>
           <w:i w:val="0"/>
-          <w:color w:val="0066CC"/>
+          <w:color w:val="0000FF"/>
           <w:sz w:val="24"/>
           <w:u w:val="single"/>
         </w:rPr>
@@ -1020,7 +1031,7 @@
           <w:rFonts w:ascii="Charis SIL Regular" w:hAnsi="Charis SIL Regular" w:eastAsia="Charis SIL Regular"/>
           <w:b w:val="0"/>
           <w:i w:val="0"/>
-          <w:color w:val="0066CC"/>
+          <w:color w:val="0000FF"/>
           <w:sz w:val="24"/>
           <w:u w:val="single"/>
         </w:rPr>
@@ -1045,7 +1056,7 @@
       </w:r>
       <w:r>
         <w:rPr>
-          <w:u w:val="single" w:color="0066cc"/>
+          <w:u w:val="single" w:color="0000ff"/>
           <w:rFonts w:ascii="Charis SIL Regular" w:hAnsi="Charis SIL Regular" w:eastAsia="Charis SIL Regular"/>
           <w:b w:val="0"/>
           <w:i w:val="0"/>
@@ -1063,7 +1074,7 @@
       </w:r>
       <w:r>
         <w:rPr>
-          <w:u w:val="single" w:color="0066cc"/>
+          <w:u w:val="single" w:color="0000ff"/>
           <w:rFonts w:ascii="Charis SIL Regular" w:hAnsi="Charis SIL Regular" w:eastAsia="Charis SIL Regular"/>
           <w:b w:val="0"/>
           <w:i w:val="0"/>
@@ -1091,7 +1102,7 @@
       </w:r>
       <w:r>
         <w:rPr>
-          <w:u w:val="single" w:color="0066cc"/>
+          <w:u w:val="single" w:color="0000ff"/>
           <w:rFonts w:ascii="Charis SIL Regular" w:hAnsi="Charis SIL Regular" w:eastAsia="Charis SIL Regular"/>
           <w:b w:val="0"/>
           <w:i w:val="0"/>
@@ -1142,7 +1153,7 @@
           <w:rFonts w:ascii="Charis SIL Regular" w:hAnsi="Charis SIL Regular" w:eastAsia="Charis SIL Regular"/>
           <w:b w:val="0"/>
           <w:i w:val="0"/>
-          <w:color w:val="0066CC"/>
+          <w:color w:val="0000FF"/>
           <w:sz w:val="24"/>
           <w:u w:val="single"/>
         </w:rPr>
@@ -1160,7 +1171,7 @@
           <w:rFonts w:ascii="Charis SIL Regular" w:hAnsi="Charis SIL Regular" w:eastAsia="Charis SIL Regular"/>
           <w:b w:val="0"/>
           <w:i w:val="0"/>
-          <w:color w:val="0066CC"/>
+          <w:color w:val="0000FF"/>
           <w:sz w:val="24"/>
           <w:u w:val="single"/>
         </w:rPr>
@@ -1171,7 +1182,7 @@
           <w:rFonts w:ascii="Charis SIL Regular" w:hAnsi="Charis SIL Regular" w:eastAsia="Charis SIL Regular"/>
           <w:b w:val="0"/>
           <w:i w:val="0"/>
-          <w:color w:val="0066CC"/>
+          <w:color w:val="0000FF"/>
           <w:sz w:val="24"/>
           <w:u w:val="single"/>
         </w:rPr>
@@ -1189,7 +1200,7 @@
           <w:rFonts w:ascii="Charis SIL Regular" w:hAnsi="Charis SIL Regular" w:eastAsia="Charis SIL Regular"/>
           <w:b w:val="0"/>
           <w:i w:val="0"/>
-          <w:color w:val="0066CC"/>
+          <w:color w:val="0000FF"/>
           <w:sz w:val="24"/>
           <w:u w:val="single"/>
         </w:rPr>
@@ -1200,7 +1211,7 @@
           <w:rFonts w:ascii="Charis SIL Regular" w:hAnsi="Charis SIL Regular" w:eastAsia="Charis SIL Regular"/>
           <w:b w:val="0"/>
           <w:i w:val="0"/>
-          <w:color w:val="0066CC"/>
+          <w:color w:val="0000FF"/>
           <w:sz w:val="24"/>
           <w:u w:val="single"/>
         </w:rPr>
@@ -1268,7 +1279,7 @@
           <w:rFonts w:ascii="Charis SIL Regular" w:hAnsi="Charis SIL Regular" w:eastAsia="Charis SIL Regular"/>
           <w:b w:val="0"/>
           <w:i w:val="0"/>
-          <w:color w:val="0066CC"/>
+          <w:color w:val="0000FF"/>
           <w:sz w:val="24"/>
           <w:u w:val="single"/>
         </w:rPr>
@@ -1292,7 +1303,7 @@
           <w:rFonts w:ascii="Charis SIL Regular" w:hAnsi="Charis SIL Regular" w:eastAsia="Charis SIL Regular"/>
           <w:b w:val="0"/>
           <w:i w:val="0"/>
-          <w:color w:val="0066CC"/>
+          <w:color w:val="0000FF"/>
           <w:sz w:val="24"/>
           <w:u w:val="single"/>
         </w:rPr>
@@ -1316,7 +1327,7 @@
           <w:rFonts w:ascii="Charis SIL Regular" w:hAnsi="Charis SIL Regular" w:eastAsia="Charis SIL Regular"/>
           <w:b w:val="0"/>
           <w:i w:val="0"/>
-          <w:color w:val="0066CC"/>
+          <w:color w:val="0000FF"/>
           <w:sz w:val="24"/>
           <w:u w:val="single"/>
         </w:rPr>
@@ -1340,7 +1351,7 @@
           <w:rFonts w:ascii="Charis SIL Regular" w:hAnsi="Charis SIL Regular" w:eastAsia="Charis SIL Regular"/>
           <w:b w:val="0"/>
           <w:i w:val="0"/>
-          <w:color w:val="0066CC"/>
+          <w:color w:val="0000FF"/>
           <w:sz w:val="24"/>
           <w:u w:val="single"/>
         </w:rPr>
@@ -1364,7 +1375,7 @@
           <w:rFonts w:ascii="Charis SIL Regular" w:hAnsi="Charis SIL Regular" w:eastAsia="Charis SIL Regular"/>
           <w:b w:val="0"/>
           <w:i w:val="0"/>
-          <w:color w:val="0066CC"/>
+          <w:color w:val="0000FF"/>
           <w:sz w:val="24"/>
           <w:u w:val="single"/>
         </w:rPr>
@@ -1388,7 +1399,7 @@
           <w:rFonts w:ascii="Charis SIL Regular" w:hAnsi="Charis SIL Regular" w:eastAsia="Charis SIL Regular"/>
           <w:b w:val="0"/>
           <w:i w:val="0"/>
-          <w:color w:val="0066CC"/>
+          <w:color w:val="0000FF"/>
           <w:sz w:val="24"/>
           <w:u w:val="single"/>
         </w:rPr>
@@ -1399,7 +1410,7 @@
           <w:rFonts w:ascii="Charis SIL Regular" w:hAnsi="Charis SIL Regular" w:eastAsia="Charis SIL Regular"/>
           <w:b w:val="0"/>
           <w:i w:val="0"/>
-          <w:color w:val="0066CC"/>
+          <w:color w:val="0000FF"/>
           <w:sz w:val="24"/>
           <w:u w:val="single"/>
         </w:rPr>
@@ -1500,7 +1511,7 @@
           <w:rFonts w:ascii="Charis SIL Regular" w:hAnsi="Charis SIL Regular" w:eastAsia="Charis SIL Regular"/>
           <w:b w:val="0"/>
           <w:i w:val="0"/>
-          <w:color w:val="0066CC"/>
+          <w:color w:val="0000FF"/>
           <w:sz w:val="24"/>
           <w:u w:val="single"/>
         </w:rPr>
@@ -1518,7 +1529,7 @@
           <w:rFonts w:ascii="Charis SIL Regular" w:hAnsi="Charis SIL Regular" w:eastAsia="Charis SIL Regular"/>
           <w:b w:val="0"/>
           <w:i w:val="0"/>
-          <w:color w:val="0066CC"/>
+          <w:color w:val="0000FF"/>
           <w:sz w:val="24"/>
           <w:u w:val="single"/>
         </w:rPr>
@@ -1536,7 +1547,7 @@
           <w:rFonts w:ascii="Charis SIL Regular" w:hAnsi="Charis SIL Regular" w:eastAsia="Charis SIL Regular"/>
           <w:b w:val="0"/>
           <w:i w:val="0"/>
-          <w:color w:val="0066CC"/>
+          <w:color w:val="0000FF"/>
           <w:sz w:val="24"/>
           <w:u w:val="single"/>
         </w:rPr>
@@ -1654,7 +1665,7 @@
           <w:rFonts w:ascii="Charis SIL Regular" w:hAnsi="Charis SIL Regular" w:eastAsia="Charis SIL Regular"/>
           <w:b w:val="0"/>
           <w:i w:val="0"/>
-          <w:color w:val="0066CC"/>
+          <w:color w:val="0000FF"/>
           <w:sz w:val="24"/>
           <w:u w:val="single"/>
         </w:rPr>
@@ -1672,7 +1683,7 @@
           <w:rFonts w:ascii="Charis SIL Regular" w:hAnsi="Charis SIL Regular" w:eastAsia="Charis SIL Regular"/>
           <w:b w:val="0"/>
           <w:i w:val="0"/>
-          <w:color w:val="0066CC"/>
+          <w:color w:val="0000FF"/>
           <w:sz w:val="24"/>
           <w:u w:val="single"/>
         </w:rPr>
@@ -1690,7 +1701,7 @@
           <w:rFonts w:ascii="Charis SIL Regular" w:hAnsi="Charis SIL Regular" w:eastAsia="Charis SIL Regular"/>
           <w:b w:val="0"/>
           <w:i w:val="0"/>
-          <w:color w:val="0066CC"/>
+          <w:color w:val="0000FF"/>
           <w:sz w:val="24"/>
           <w:u w:val="single"/>
         </w:rPr>
@@ -1708,7 +1719,7 @@
           <w:rFonts w:ascii="Charis SIL Regular" w:hAnsi="Charis SIL Regular" w:eastAsia="Charis SIL Regular"/>
           <w:b w:val="0"/>
           <w:i w:val="0"/>
-          <w:color w:val="0066CC"/>
+          <w:color w:val="0000FF"/>
           <w:sz w:val="24"/>
           <w:u w:val="single"/>
         </w:rPr>
@@ -1726,7 +1737,7 @@
           <w:rFonts w:ascii="Charis SIL Regular" w:hAnsi="Charis SIL Regular" w:eastAsia="Charis SIL Regular"/>
           <w:b w:val="0"/>
           <w:i w:val="0"/>
-          <w:color w:val="0066CC"/>
+          <w:color w:val="0000FF"/>
           <w:sz w:val="24"/>
         </w:rPr>
         <w:hyperlink r:id="rId13" w:history="1">
@@ -1743,7 +1754,7 @@
           <w:rFonts w:ascii="Charis SIL Regular" w:hAnsi="Charis SIL Regular" w:eastAsia="Charis SIL Regular"/>
           <w:b w:val="0"/>
           <w:i w:val="0"/>
-          <w:color w:val="0066CC"/>
+          <w:color w:val="0000FF"/>
           <w:sz w:val="24"/>
         </w:rPr>
         <w:t xml:space="preserve">/ </w:t>
@@ -1756,7 +1767,7 @@
           <w:rFonts w:ascii="Charis SIL Regular" w:hAnsi="Charis SIL Regular" w:eastAsia="Charis SIL Regular"/>
           <w:b w:val="0"/>
           <w:i w:val="0"/>
-          <w:color w:val="0066CC"/>
+          <w:color w:val="0000FF"/>
           <w:sz w:val="24"/>
           <w:u w:val="single"/>
         </w:rPr>
@@ -1774,7 +1785,7 @@
           <w:rFonts w:ascii="Charis SIL Regular" w:hAnsi="Charis SIL Regular" w:eastAsia="Charis SIL Regular"/>
           <w:b w:val="0"/>
           <w:i w:val="0"/>
-          <w:color w:val="0066CC"/>
+          <w:color w:val="0000FF"/>
           <w:sz w:val="24"/>
           <w:u w:val="single"/>
         </w:rPr>
@@ -1792,7 +1803,7 @@
           <w:rFonts w:ascii="Charis SIL Regular" w:hAnsi="Charis SIL Regular" w:eastAsia="Charis SIL Regular"/>
           <w:b w:val="0"/>
           <w:i w:val="0"/>
-          <w:color w:val="0066CC"/>
+          <w:color w:val="0000FF"/>
           <w:sz w:val="24"/>
           <w:u w:val="single"/>
         </w:rPr>
@@ -1810,7 +1821,7 @@
           <w:rFonts w:ascii="Charis SIL Regular" w:hAnsi="Charis SIL Regular" w:eastAsia="Charis SIL Regular"/>
           <w:b w:val="0"/>
           <w:i w:val="0"/>
-          <w:color w:val="0066CC"/>
+          <w:color w:val="0000FF"/>
           <w:sz w:val="24"/>
           <w:u w:val="single"/>
         </w:rPr>
@@ -1911,7 +1922,7 @@
           <w:rFonts w:ascii="Charis SIL Regular" w:hAnsi="Charis SIL Regular" w:eastAsia="Charis SIL Regular"/>
           <w:b w:val="0"/>
           <w:i w:val="0"/>
-          <w:color w:val="0066CC"/>
+          <w:color w:val="0000FF"/>
           <w:sz w:val="24"/>
           <w:u w:val="single"/>
         </w:rPr>
@@ -1929,7 +1940,7 @@
           <w:rFonts w:ascii="Charis SIL Regular" w:hAnsi="Charis SIL Regular" w:eastAsia="Charis SIL Regular"/>
           <w:b w:val="0"/>
           <w:i w:val="0"/>
-          <w:color w:val="0066CC"/>
+          <w:color w:val="0000FF"/>
           <w:sz w:val="24"/>
           <w:u w:val="single"/>
         </w:rPr>
@@ -2049,7 +2060,7 @@
           <w:rFonts w:ascii="Charis SIL Regular" w:hAnsi="Charis SIL Regular" w:eastAsia="Charis SIL Regular"/>
           <w:b w:val="0"/>
           <w:i w:val="0"/>
-          <w:color w:val="0066CC"/>
+          <w:color w:val="0000FF"/>
           <w:sz w:val="24"/>
           <w:u w:val="single"/>
         </w:rPr>
@@ -2067,7 +2078,7 @@
           <w:rFonts w:ascii="Charis SIL Regular" w:hAnsi="Charis SIL Regular" w:eastAsia="Charis SIL Regular"/>
           <w:b w:val="0"/>
           <w:i w:val="0"/>
-          <w:color w:val="0066CC"/>
+          <w:color w:val="0000FF"/>
           <w:sz w:val="24"/>
           <w:u w:val="single"/>
         </w:rPr>
@@ -2085,7 +2096,7 @@
           <w:rFonts w:ascii="Charis SIL Regular" w:hAnsi="Charis SIL Regular" w:eastAsia="Charis SIL Regular"/>
           <w:b w:val="0"/>
           <w:i w:val="0"/>
-          <w:color w:val="0066CC"/>
+          <w:color w:val="0000FF"/>
           <w:sz w:val="24"/>
           <w:u w:val="single"/>
         </w:rPr>
@@ -2103,7 +2114,7 @@
           <w:rFonts w:ascii="Charis SIL Regular" w:hAnsi="Charis SIL Regular" w:eastAsia="Charis SIL Regular"/>
           <w:b w:val="0"/>
           <w:i w:val="0"/>
-          <w:color w:val="0066CC"/>
+          <w:color w:val="0000FF"/>
           <w:sz w:val="24"/>
         </w:rPr>
         <w:t xml:space="preserve">f </w:t>

--- a/EXPORTS/DOCX/published/niveau3/English/MissiemuseumSteyl.docx
+++ b/EXPORTS/DOCX/published/niveau3/English/MissiemuseumSteyl.docx
@@ -1746,15 +1746,9 @@
           <w:i w:val="0"/>
           <w:color w:val="0000FF"/>
           <w:sz w:val="24"/>
+          <w:u w:val="single"/>
         </w:rPr>
-        <w:hyperlink r:id="rId13" w:history="1">
-          <w:r>
-            <w:rPr>
-              <w:rStyle w:val="Hyperlink"/>
-            </w:rPr>
-            <w:t>s</w:t>
-          </w:r>
-        </w:hyperlink>
+        <w:t>s</w:t>
       </w:r>
       <w:r>
         <w:rPr>

--- a/EXPORTS/DOCX/published/niveau3/English/MissiemuseumSteyl.docx
+++ b/EXPORTS/DOCX/published/niveau3/English/MissiemuseumSteyl.docx
@@ -1739,9 +1739,15 @@
           <w:i w:val="0"/>
           <w:color w:val="0000FF"/>
           <w:sz w:val="24"/>
-          <w:u w:val="single"/>
         </w:rPr>
-        <w:t>s</w:t>
+        <w:hyperlink r:id="rId13" w:history="1">
+          <w:r>
+            <w:rPr>
+              <w:rStyle w:val="Hyperlink"/>
+            </w:rPr>
+            <w:t>s</w:t>
+          </w:r>
+        </w:hyperlink>
       </w:r>
       <w:r>
         <w:rPr>

--- a/EXPORTS/DOCX/published/niveau3/English/MissiemuseumSteyl.docx
+++ b/EXPORTS/DOCX/published/niveau3/English/MissiemuseumSteyl.docx
@@ -323,14 +323,7 @@
           <w:color w:val="000000"/>
           <w:sz w:val="24"/>
         </w:rPr>
-        <w:hyperlink r:id="rId9" w:history="1">
-          <w:r>
-            <w:rPr>
-              <w:rStyle w:val="Hyperlink"/>
-            </w:rPr>
-            <w:t>h the N</w:t>
-          </w:r>
-        </w:hyperlink>
+        <w:t>h the N</w:t>
       </w:r>
       <w:r>
         <w:rPr>
@@ -1746,15 +1739,9 @@
           <w:i w:val="0"/>
           <w:color w:val="0000FF"/>
           <w:sz w:val="24"/>
+          <w:u w:val="single"/>
         </w:rPr>
-        <w:hyperlink r:id="rId13" w:history="1">
-          <w:r>
-            <w:rPr>
-              <w:rStyle w:val="Hyperlink"/>
-            </w:rPr>
-            <w:t>s</w:t>
-          </w:r>
-        </w:hyperlink>
+        <w:t>s</w:t>
       </w:r>
       <w:r>
         <w:rPr>

--- a/EXPORTS/DOCX/published/niveau3/English/MissiemuseumSteyl.docx
+++ b/EXPORTS/DOCX/published/niveau3/English/MissiemuseumSteyl.docx
@@ -312,18 +312,7 @@
           <w:color w:val="000000"/>
           <w:sz w:val="24"/>
         </w:rPr>
-        <w:t>border wit</w:t>
-      </w:r>
-      <w:r>
-        <w:rPr>
-          <w:u w:val="single" w:color="0000ff"/>
-          <w:rFonts w:ascii="Charis SIL Regular" w:hAnsi="Charis SIL Regular" w:eastAsia="Charis SIL Regular"/>
-          <w:b w:val="0"/>
-          <w:i w:val="0"/>
-          <w:color w:val="000000"/>
-          <w:sz w:val="24"/>
-        </w:rPr>
-        <w:t>h the N</w:t>
+        <w:t>border with the N</w:t>
       </w:r>
       <w:r>
         <w:rPr>

--- a/EXPORTS/DOCX/published/niveau3/English/MissiemuseumSteyl.docx
+++ b/EXPORTS/DOCX/published/niveau3/English/MissiemuseumSteyl.docx
@@ -312,7 +312,18 @@
           <w:color w:val="000000"/>
           <w:sz w:val="24"/>
         </w:rPr>
-        <w:t>border with the N</w:t>
+        <w:t>border wit</w:t>
+      </w:r>
+      <w:r>
+        <w:rPr>
+          <w:u w:val="single" w:color="0000ff"/>
+          <w:rFonts w:ascii="Charis SIL Regular" w:hAnsi="Charis SIL Regular" w:eastAsia="Charis SIL Regular"/>
+          <w:b w:val="0"/>
+          <w:i w:val="0"/>
+          <w:color w:val="000000"/>
+          <w:sz w:val="24"/>
+        </w:rPr>
+        <w:t>h the N</w:t>
       </w:r>
       <w:r>
         <w:rPr>

--- a/EXPORTS/DOCX/published/niveau3/English/MissiemuseumSteyl.docx
+++ b/EXPORTS/DOCX/published/niveau3/English/MissiemuseumSteyl.docx
@@ -312,25 +312,7 @@
           <w:color w:val="000000"/>
           <w:sz w:val="24"/>
         </w:rPr>
-        <w:t>border wit</w:t>
-      </w:r>
-      <w:r>
-        <w:rPr>
-          <w:u w:val="single" w:color="0000ff"/>
-          <w:rFonts w:ascii="Charis SIL Regular" w:hAnsi="Charis SIL Regular" w:eastAsia="Charis SIL Regular"/>
-          <w:b w:val="0"/>
-          <w:i w:val="0"/>
-          <w:color w:val="000000"/>
-          <w:sz w:val="24"/>
-        </w:rPr>
-        <w:hyperlink r:id="rId9" w:history="1">
-          <w:r>
-            <w:rPr>
-              <w:rStyle w:val="Hyperlink"/>
-            </w:rPr>
-            <w:t>h the N</w:t>
-          </w:r>
-        </w:hyperlink>
+        <w:t>border with the N</w:t>
       </w:r>
       <w:r>
         <w:rPr>
@@ -1746,9 +1728,15 @@
           <w:i w:val="0"/>
           <w:color w:val="0000FF"/>
           <w:sz w:val="24"/>
-          <w:u w:val="single"/>
         </w:rPr>
-        <w:t>s</w:t>
+        <w:hyperlink r:id="rId13" w:history="1">
+          <w:r>
+            <w:rPr>
+              <w:rStyle w:val="Hyperlink"/>
+            </w:rPr>
+            <w:t>s</w:t>
+          </w:r>
+        </w:hyperlink>
       </w:r>
       <w:r>
         <w:rPr>

--- a/EXPORTS/DOCX/published/niveau3/English/MissiemuseumSteyl.docx
+++ b/EXPORTS/DOCX/published/niveau3/English/MissiemuseumSteyl.docx
@@ -312,7 +312,18 @@
           <w:color w:val="000000"/>
           <w:sz w:val="24"/>
         </w:rPr>
-        <w:t>border with the N</w:t>
+        <w:t>border wit</w:t>
+      </w:r>
+      <w:r>
+        <w:rPr>
+          <w:u w:val="single" w:color="0000ff"/>
+          <w:rFonts w:ascii="Charis SIL Regular" w:hAnsi="Charis SIL Regular" w:eastAsia="Charis SIL Regular"/>
+          <w:b w:val="0"/>
+          <w:i w:val="0"/>
+          <w:color w:val="000000"/>
+          <w:sz w:val="24"/>
+        </w:rPr>
+        <w:t>h the N</w:t>
       </w:r>
       <w:r>
         <w:rPr>
@@ -1728,15 +1739,9 @@
           <w:i w:val="0"/>
           <w:color w:val="0000FF"/>
           <w:sz w:val="24"/>
+          <w:u w:val="single"/>
         </w:rPr>
-        <w:hyperlink r:id="rId13" w:history="1">
-          <w:r>
-            <w:rPr>
-              <w:rStyle w:val="Hyperlink"/>
-            </w:rPr>
-            <w:t>s</w:t>
-          </w:r>
-        </w:hyperlink>
+        <w:t>s</w:t>
       </w:r>
       <w:r>
         <w:rPr>

--- a/EXPORTS/DOCX/published/niveau3/English/MissiemuseumSteyl.docx
+++ b/EXPORTS/DOCX/published/niveau3/English/MissiemuseumSteyl.docx
@@ -1739,15 +1739,9 @@
           <w:i w:val="0"/>
           <w:color w:val="0000FF"/>
           <w:sz w:val="24"/>
+          <w:u w:val="single"/>
         </w:rPr>
-        <w:hyperlink r:id="rId13" w:history="1">
-          <w:r>
-            <w:rPr>
-              <w:rStyle w:val="Hyperlink"/>
-            </w:rPr>
-            <w:t>s</w:t>
-          </w:r>
-        </w:hyperlink>
+        <w:t>s</w:t>
       </w:r>
       <w:r>
         <w:rPr>

--- a/EXPORTS/DOCX/published/niveau3/English/MissiemuseumSteyl.docx
+++ b/EXPORTS/DOCX/published/niveau3/English/MissiemuseumSteyl.docx
@@ -323,7 +323,14 @@
           <w:color w:val="000000"/>
           <w:sz w:val="24"/>
         </w:rPr>
-        <w:t>h the N</w:t>
+        <w:hyperlink r:id="rId9" w:history="1">
+          <w:r>
+            <w:rPr>
+              <w:rStyle w:val="Hyperlink"/>
+            </w:rPr>
+            <w:t>h the N</w:t>
+          </w:r>
+        </w:hyperlink>
       </w:r>
       <w:r>
         <w:rPr>
@@ -1739,9 +1746,15 @@
           <w:i w:val="0"/>
           <w:color w:val="0000FF"/>
           <w:sz w:val="24"/>
-          <w:u w:val="single"/>
         </w:rPr>
-        <w:t>s</w:t>
+        <w:hyperlink r:id="rId13" w:history="1">
+          <w:r>
+            <w:rPr>
+              <w:rStyle w:val="Hyperlink"/>
+            </w:rPr>
+            <w:t>s</w:t>
+          </w:r>
+        </w:hyperlink>
       </w:r>
       <w:r>
         <w:rPr>

--- a/EXPORTS/DOCX/published/niveau3/English/MissiemuseumSteyl.docx
+++ b/EXPORTS/DOCX/published/niveau3/English/MissiemuseumSteyl.docx
@@ -312,25 +312,7 @@
           <w:color w:val="000000"/>
           <w:sz w:val="24"/>
         </w:rPr>
-        <w:t>border wit</w:t>
-      </w:r>
-      <w:r>
-        <w:rPr>
-          <w:u w:val="single" w:color="0000ff"/>
-          <w:rFonts w:ascii="Charis SIL Regular" w:hAnsi="Charis SIL Regular" w:eastAsia="Charis SIL Regular"/>
-          <w:b w:val="0"/>
-          <w:i w:val="0"/>
-          <w:color w:val="000000"/>
-          <w:sz w:val="24"/>
-        </w:rPr>
-        <w:hyperlink r:id="rId9" w:history="1">
-          <w:r>
-            <w:rPr>
-              <w:rStyle w:val="Hyperlink"/>
-            </w:rPr>
-            <w:t>h the N</w:t>
-          </w:r>
-        </w:hyperlink>
+        <w:t>border with the N</w:t>
       </w:r>
       <w:r>
         <w:rPr>

--- a/EXPORTS/DOCX/published/niveau3/English/MissiemuseumSteyl.docx
+++ b/EXPORTS/DOCX/published/niveau3/English/MissiemuseumSteyl.docx
@@ -312,7 +312,25 @@
           <w:color w:val="000000"/>
           <w:sz w:val="24"/>
         </w:rPr>
-        <w:t>border with the N</w:t>
+        <w:t>border wit</w:t>
+      </w:r>
+      <w:r>
+        <w:rPr>
+          <w:u w:val="single" w:color="0000ff"/>
+          <w:rFonts w:ascii="Charis SIL Regular" w:hAnsi="Charis SIL Regular" w:eastAsia="Charis SIL Regular"/>
+          <w:b w:val="0"/>
+          <w:i w:val="0"/>
+          <w:color w:val="000000"/>
+          <w:sz w:val="24"/>
+        </w:rPr>
+        <w:hyperlink r:id="rId9" w:history="1">
+          <w:r>
+            <w:rPr>
+              <w:rStyle w:val="Hyperlink"/>
+            </w:rPr>
+            <w:t>h the N</w:t>
+          </w:r>
+        </w:hyperlink>
       </w:r>
       <w:r>
         <w:rPr>
@@ -1728,15 +1746,9 @@
           <w:i w:val="0"/>
           <w:color w:val="0000FF"/>
           <w:sz w:val="24"/>
+          <w:u w:val="single"/>
         </w:rPr>
-        <w:hyperlink r:id="rId13" w:history="1">
-          <w:r>
-            <w:rPr>
-              <w:rStyle w:val="Hyperlink"/>
-            </w:rPr>
-            <w:t>s</w:t>
-          </w:r>
-        </w:hyperlink>
+        <w:t>s</w:t>
       </w:r>
       <w:r>
         <w:rPr>

--- a/EXPORTS/DOCX/published/niveau3/English/MissiemuseumSteyl.docx
+++ b/EXPORTS/DOCX/published/niveau3/English/MissiemuseumSteyl.docx
@@ -1746,9 +1746,15 @@
           <w:i w:val="0"/>
           <w:color w:val="0000FF"/>
           <w:sz w:val="24"/>
-          <w:u w:val="single"/>
         </w:rPr>
-        <w:t>s</w:t>
+        <w:hyperlink r:id="rId13" w:history="1">
+          <w:r>
+            <w:rPr>
+              <w:rStyle w:val="Hyperlink"/>
+            </w:rPr>
+            <w:t>s</w:t>
+          </w:r>
+        </w:hyperlink>
       </w:r>
       <w:r>
         <w:rPr>

--- a/EXPORTS/DOCX/published/niveau3/English/MissiemuseumSteyl.docx
+++ b/EXPORTS/DOCX/published/niveau3/English/MissiemuseumSteyl.docx
@@ -312,25 +312,7 @@
           <w:color w:val="000000"/>
           <w:sz w:val="24"/>
         </w:rPr>
-        <w:t>border wit</w:t>
-      </w:r>
-      <w:r>
-        <w:rPr>
-          <w:u w:val="single" w:color="0000ff"/>
-          <w:rFonts w:ascii="Charis SIL Regular" w:hAnsi="Charis SIL Regular" w:eastAsia="Charis SIL Regular"/>
-          <w:b w:val="0"/>
-          <w:i w:val="0"/>
-          <w:color w:val="000000"/>
-          <w:sz w:val="24"/>
-        </w:rPr>
-        <w:hyperlink r:id="rId9" w:history="1">
-          <w:r>
-            <w:rPr>
-              <w:rStyle w:val="Hyperlink"/>
-            </w:rPr>
-            <w:t>h the N</w:t>
-          </w:r>
-        </w:hyperlink>
+        <w:t>border with the N</w:t>
       </w:r>
       <w:r>
         <w:rPr>
@@ -1746,15 +1728,9 @@
           <w:i w:val="0"/>
           <w:color w:val="0000FF"/>
           <w:sz w:val="24"/>
+          <w:u w:val="single"/>
         </w:rPr>
-        <w:hyperlink r:id="rId13" w:history="1">
-          <w:r>
-            <w:rPr>
-              <w:rStyle w:val="Hyperlink"/>
-            </w:rPr>
-            <w:t>s</w:t>
-          </w:r>
-        </w:hyperlink>
+        <w:t>s</w:t>
       </w:r>
       <w:r>
         <w:rPr>

--- a/EXPORTS/DOCX/published/niveau3/English/MissiemuseumSteyl.docx
+++ b/EXPORTS/DOCX/published/niveau3/English/MissiemuseumSteyl.docx
@@ -312,7 +312,25 @@
           <w:color w:val="000000"/>
           <w:sz w:val="24"/>
         </w:rPr>
-        <w:t>border with the N</w:t>
+        <w:t>border wit</w:t>
+      </w:r>
+      <w:r>
+        <w:rPr>
+          <w:u w:val="single" w:color="0000ff"/>
+          <w:rFonts w:ascii="Charis SIL Regular" w:hAnsi="Charis SIL Regular" w:eastAsia="Charis SIL Regular"/>
+          <w:b w:val="0"/>
+          <w:i w:val="0"/>
+          <w:color w:val="000000"/>
+          <w:sz w:val="24"/>
+        </w:rPr>
+        <w:hyperlink r:id="rId9" w:history="1">
+          <w:r>
+            <w:rPr>
+              <w:rStyle w:val="Hyperlink"/>
+            </w:rPr>
+            <w:t>h the N</w:t>
+          </w:r>
+        </w:hyperlink>
       </w:r>
       <w:r>
         <w:rPr>

--- a/EXPORTS/DOCX/published/niveau3/English/MissiemuseumSteyl.docx
+++ b/EXPORTS/DOCX/published/niveau3/English/MissiemuseumSteyl.docx
@@ -312,18 +312,7 @@
           <w:color w:val="000000"/>
           <w:sz w:val="24"/>
         </w:rPr>
-        <w:t>border wit</w:t>
-      </w:r>
-      <w:r>
-        <w:rPr>
-          <w:u w:val="single" w:color="0000ff"/>
-          <w:rFonts w:ascii="Charis SIL Regular" w:hAnsi="Charis SIL Regular" w:eastAsia="Charis SIL Regular"/>
-          <w:b w:val="0"/>
-          <w:i w:val="0"/>
-          <w:color w:val="000000"/>
-          <w:sz w:val="24"/>
-        </w:rPr>
-        <w:t>h the N</w:t>
+        <w:t>border with the N</w:t>
       </w:r>
       <w:r>
         <w:rPr>
@@ -1739,9 +1728,15 @@
           <w:i w:val="0"/>
           <w:color w:val="0000FF"/>
           <w:sz w:val="24"/>
-          <w:u w:val="single"/>
         </w:rPr>
-        <w:t>s</w:t>
+        <w:hyperlink r:id="rId13" w:history="1">
+          <w:r>
+            <w:rPr>
+              <w:rStyle w:val="Hyperlink"/>
+            </w:rPr>
+            <w:t>s</w:t>
+          </w:r>
+        </w:hyperlink>
       </w:r>
       <w:r>
         <w:rPr>

--- a/EXPORTS/DOCX/published/niveau3/English/MissiemuseumSteyl.docx
+++ b/EXPORTS/DOCX/published/niveau3/English/MissiemuseumSteyl.docx
@@ -312,18 +312,7 @@
           <w:color w:val="000000"/>
           <w:sz w:val="24"/>
         </w:rPr>
-        <w:t>border wit</w:t>
-      </w:r>
-      <w:r>
-        <w:rPr>
-          <w:u w:val="single" w:color="0000ff"/>
-          <w:rFonts w:ascii="Charis SIL Regular" w:hAnsi="Charis SIL Regular" w:eastAsia="Charis SIL Regular"/>
-          <w:b w:val="0"/>
-          <w:i w:val="0"/>
-          <w:color w:val="000000"/>
-          <w:sz w:val="24"/>
-        </w:rPr>
-        <w:t>h the N</w:t>
+        <w:t>border with the N</w:t>
       </w:r>
       <w:r>
         <w:rPr>
@@ -1739,15 +1728,9 @@
           <w:i w:val="0"/>
           <w:color w:val="0000FF"/>
           <w:sz w:val="24"/>
+          <w:u w:val="single"/>
         </w:rPr>
-        <w:hyperlink r:id="rId13" w:history="1">
-          <w:r>
-            <w:rPr>
-              <w:rStyle w:val="Hyperlink"/>
-            </w:rPr>
-            <w:t>s</w:t>
-          </w:r>
-        </w:hyperlink>
+        <w:t>s</w:t>
       </w:r>
       <w:r>
         <w:rPr>

--- a/EXPORTS/DOCX/published/niveau3/English/MissiemuseumSteyl.docx
+++ b/EXPORTS/DOCX/published/niveau3/English/MissiemuseumSteyl.docx
@@ -323,7 +323,14 @@
           <w:color w:val="000000"/>
           <w:sz w:val="24"/>
         </w:rPr>
-        <w:t>h the N</w:t>
+        <w:hyperlink r:id="rId9" w:history="1">
+          <w:r>
+            <w:rPr>
+              <w:rStyle w:val="Hyperlink"/>
+            </w:rPr>
+            <w:t>h the N</w:t>
+          </w:r>
+        </w:hyperlink>
       </w:r>
       <w:r>
         <w:rPr>
@@ -2045,7 +2052,7 @@
         <w:autoSpaceDN w:val="0"/>
         <w:autoSpaceDE w:val="0"/>
         <w:widowControl/>
-        <w:spacing w:line="554" w:lineRule="exact" w:before="0" w:after="0"/>
+        <w:spacing w:line="550" w:lineRule="exact" w:before="0" w:after="0"/>
         <w:ind w:left="0" w:right="1152" w:firstLine="800"/>
         <w:jc w:val="left"/>
       </w:pPr>

--- a/EXPORTS/DOCX/published/niveau3/English/MissiemuseumSteyl.docx
+++ b/EXPORTS/DOCX/published/niveau3/English/MissiemuseumSteyl.docx
@@ -323,7 +323,14 @@
           <w:color w:val="000000"/>
           <w:sz w:val="24"/>
         </w:rPr>
-        <w:t>h the N</w:t>
+        <w:hyperlink r:id="rId9" w:history="1">
+          <w:r>
+            <w:rPr>
+              <w:rStyle w:val="Hyperlink"/>
+            </w:rPr>
+            <w:t>h the N</w:t>
+          </w:r>
+        </w:hyperlink>
       </w:r>
       <w:r>
         <w:rPr>
@@ -1739,15 +1746,9 @@
           <w:i w:val="0"/>
           <w:color w:val="0000FF"/>
           <w:sz w:val="24"/>
+          <w:u w:val="single"/>
         </w:rPr>
-        <w:hyperlink r:id="rId13" w:history="1">
-          <w:r>
-            <w:rPr>
-              <w:rStyle w:val="Hyperlink"/>
-            </w:rPr>
-            <w:t>s</w:t>
-          </w:r>
-        </w:hyperlink>
+        <w:t>s</w:t>
       </w:r>
       <w:r>
         <w:rPr>
